--- a/docs/manuales/Guia_Solicitudes.docx
+++ b/docs/manuales/Guia_Solicitudes.docx
@@ -80,7 +80,7 @@
           <w:color w:val="56648F"/>
           <w:sz w:val="21"/>
         </w:rPr>
-        <w:t>Versión 4.3   ·   21/08/2026</w:t>
+        <w:t>Versión 5.0   ·   14/09/2026</w:t>
       </w:r>
     </w:p>
     <w:p/>
@@ -132,7 +132,7 @@
     </w:p>
     <w:p>
       <w:r>
-        <w:t>Toda solicitud arranca por el Formulario Base. Ahí se cargan los datos comunes a cualquier actividad; después se continúa al formulario específico, que ya no vuelve a pedirlos.</w:t>
+        <w:t>Toda solicitud arranca por el Formulario Base. Ahí se cargan los datos comunes a cualquier actividad (tipo de actividad, prioridad, unidad de negocio, comentarios y fechas); después se continúa al formulario específico, que ya no vuelve a pedirlos.</w:t>
       </w:r>
     </w:p>
     <w:p>
@@ -216,72 +216,6 @@
           <w:color w:val="00285A"/>
           <w:sz w:val="23"/>
         </w:rPr>
-        <w:t>Cuenta / Contacto</w:t>
-      </w:r>
-    </w:p>
-    <w:p>
-      <w:r>
-        <w:rPr>
-          <w:b/>
-          <w:color w:val="1C54F4"/>
-          <w:sz w:val="21"/>
-        </w:rPr>
-        <w:t>Qué ingresar:</w:t>
-      </w:r>
-    </w:p>
-    <w:p>
-      <w:r>
-        <w:t>Qué ingresar: al menos uno de los dos. Se puede indicar solo la Cuenta, solo el Contacto (útil para particulares que todavía no tienen cuenta) o ambos. Si se elige un contacto que ya tiene cuenta, la cuenta se completa sola. Si no se carga ninguno, el sistema avisa: 'Debés indicar una Cuenta o un Contacto' y no deja continuar. Estos datos se cargan una sola vez: el formulario específico no los vuelve a pedir.</w:t>
-      </w:r>
-    </w:p>
-    <w:p>
-      <w:r>
-        <w:rPr>
-          <w:color w:val="C9D6F0"/>
-        </w:rPr>
-        <w:t>──────────────────────────────────────────────</w:t>
-      </w:r>
-    </w:p>
-    <w:p>
-      <w:r>
-        <w:rPr>
-          <w:b/>
-          <w:color w:val="00285A"/>
-          <w:sz w:val="23"/>
-        </w:rPr>
-        <w:t>Oportunidad</w:t>
-      </w:r>
-    </w:p>
-    <w:p>
-      <w:r>
-        <w:rPr>
-          <w:b/>
-          <w:color w:val="1C54F4"/>
-          <w:sz w:val="21"/>
-        </w:rPr>
-        <w:t>Qué ingresar:</w:t>
-      </w:r>
-    </w:p>
-    <w:p>
-      <w:r>
-        <w:t>Qué ingresar: si el pedido corresponde a una oportunidad vigente de esa cuenta, elegirla de la lista.</w:t>
-      </w:r>
-    </w:p>
-    <w:p>
-      <w:r>
-        <w:rPr>
-          <w:color w:val="C9D6F0"/>
-        </w:rPr>
-        <w:t>──────────────────────────────────────────────</w:t>
-      </w:r>
-    </w:p>
-    <w:p>
-      <w:r>
-        <w:rPr>
-          <w:b/>
-          <w:color w:val="00285A"/>
-          <w:sz w:val="23"/>
-        </w:rPr>
         <w:t>Unidad de negocio</w:t>
       </w:r>
     </w:p>
@@ -315,7 +249,7 @@
           <w:color w:val="00285A"/>
           <w:sz w:val="23"/>
         </w:rPr>
-        <w:t>Comentarios</w:t>
+        <w:t>Comentarios (Formulario Base)</w:t>
       </w:r>
     </w:p>
     <w:p>
@@ -462,7 +396,7 @@
     </w:p>
     <w:p>
       <w:r>
-        <w:t>Al continuar se abre el formulario de la actividad elegida, agrupado en dos etapas. FICHA: 1) Información General, 2) Información Comercial, 3) Contenido. PUBLICACIÓN: 4) Características, 5) Comentarios. Al final hay una pantalla de Revisión. Se avanza con 'Siguiente' y se vuelve con 'Atrás' sin perder datos. Los datos ya cargados en el Formulario Base no se vuelven a pedir.</w:t>
+        <w:t>Al continuar se abre el formulario de la actividad elegida, agrupado en dos etapas. FICHA: 1) Información General, 2) Información Comercial, 3) Características de la publicación, 4) Contenido. PUBLICACIÓN: 5) Características, 6) Comentarios. Al final hay una pantalla de Revisión. Se avanza con 'Siguiente' y se vuelve con 'Atrás' sin perder datos.</w:t>
       </w:r>
     </w:p>
     <w:p>
@@ -495,7 +429,7 @@
     </w:p>
     <w:p>
       <w:r>
-        <w:t>Con los pasos 1 a 3 completos ya alcanza para pedir la Ficha: el botón 'Generar solicitud de ficha' lleva directo a la Revisión. Si además se necesita la Publicación, continuar con los pasos 4 y 5.</w:t>
+        <w:t>Con los pasos 1 a 4 completos ya alcanza para pedir la Ficha: el botón 'Generar solicitud de ficha' lleva directo a la Revisión. Si además se necesita la Publicación, continuar con los pasos 5 y 6.</w:t>
       </w:r>
     </w:p>
     <w:p>
@@ -546,6 +480,39 @@
           <w:color w:val="00285A"/>
           <w:sz w:val="23"/>
         </w:rPr>
+        <w:t>Inmueble Asociado</w:t>
+      </w:r>
+    </w:p>
+    <w:p>
+      <w:r>
+        <w:rPr>
+          <w:b/>
+          <w:color w:val="1C54F4"/>
+          <w:sz w:val="21"/>
+        </w:rPr>
+        <w:t>Qué ingresar:</w:t>
+      </w:r>
+    </w:p>
+    <w:p>
+      <w:r>
+        <w:t>Es una única tarjeta con dos columnas. A la izquierda: el inmueble y sus Componentes; a la derecha: la ubicación y el mapa.</w:t>
+      </w:r>
+    </w:p>
+    <w:p>
+      <w:r>
+        <w:rPr>
+          <w:color w:val="C9D6F0"/>
+        </w:rPr>
+        <w:t>──────────────────────────────────────────────</w:t>
+      </w:r>
+    </w:p>
+    <w:p>
+      <w:r>
+        <w:rPr>
+          <w:b/>
+          <w:color w:val="00285A"/>
+          <w:sz w:val="23"/>
+        </w:rPr>
         <w:t>Inmueble asociado</w:t>
       </w:r>
     </w:p>
@@ -579,6 +546,39 @@
           <w:color w:val="00285A"/>
           <w:sz w:val="23"/>
         </w:rPr>
+        <w:t>Componentes</w:t>
+      </w:r>
+    </w:p>
+    <w:p>
+      <w:r>
+        <w:rPr>
+          <w:b/>
+          <w:color w:val="1C54F4"/>
+          <w:sz w:val="21"/>
+        </w:rPr>
+        <w:t>Qué ingresar:</w:t>
+      </w:r>
+    </w:p>
+    <w:p>
+      <w:r>
+        <w:t>Qué elegir: tildar las unidades del inmueble (pisos/locales) que se quieren incluir en la publicación. Se listan ordenadas por piso (subsuelos, PB y luego los pisos de menor a mayor) con su superficie, tipo de operación, asking rent y propietario. Vienen todas tildadas; se puede destildar las que no correspondan o usar 'Seleccionar todos' / 'Ninguno', con un contador a la vista. Esta selección es la que define automáticamente la Disponibilidad, el Resumen de disponibilidad y los m² de la publicación más adelante: no hay que volver a elegir los pisos en ningún otro paso.</w:t>
+      </w:r>
+    </w:p>
+    <w:p>
+      <w:r>
+        <w:rPr>
+          <w:color w:val="C9D6F0"/>
+        </w:rPr>
+        <w:t>──────────────────────────────────────────────</w:t>
+      </w:r>
+    </w:p>
+    <w:p>
+      <w:r>
+        <w:rPr>
+          <w:b/>
+          <w:color w:val="00285A"/>
+          <w:sz w:val="23"/>
+        </w:rPr>
         <w:t>Dirección y Ubicación en Google Maps</w:t>
       </w:r>
     </w:p>
@@ -594,7 +594,7 @@
     </w:p>
     <w:p>
       <w:r>
-        <w:t>No hay que cargarlas: se completan solas con los datos del inmueble y el enlace 'Ver ubicación en Google Maps' abre el mapa en una pestaña nueva. Si se cambia el inmueble, se actualizan.</w:t>
+        <w:t>No hay que cargarlas: se completan solas con los datos del inmueble y el enlace 'Ver ubicación en Google Maps' abre el mapa en una pestaña nueva. Si se cambia el inmueble, se actualizan (y se vuelve a pedir la selección de Componentes del nuevo inmueble).</w:t>
       </w:r>
     </w:p>
     <w:p>
@@ -678,7 +678,7 @@
           <w:color w:val="00285A"/>
           <w:sz w:val="23"/>
         </w:rPr>
-        <w:t>Cuerpo</w:t>
+        <w:t>Descripción del entorno y del edificio/complejo</w:t>
       </w:r>
     </w:p>
     <w:p>
@@ -693,7 +693,7 @@
     </w:p>
     <w:p>
       <w:r>
-        <w:t>Descripción del entorno y del complejo. Se completa con la descripción del inmueble cuando existe y se puede editar; si el inmueble no tiene descripción, queda vacío para escribirla. Editarlo acá no modifica la ficha del inmueble.</w:t>
+        <w:t>Es un texto de tono comercial (soft): ubicación, accesos, transporte, entorno y amenities, sin entrar en detalles técnicos. Se completa con la descripción del inmueble cuando existe y se puede editar; si el inmueble no tiene descripción, queda vacío para escribirla. Editarlo acá es solo para esta publicación: no modifica la ficha del inmueble.</w:t>
       </w:r>
     </w:p>
     <w:p>
@@ -726,7 +726,7 @@
     </w:p>
     <w:p>
       <w:r>
-        <w:t>Se completa con los amenities del edificio y se puede editar libremente. Es obligatorio. Editarlo acá no modifica la ficha del inmueble.</w:t>
+        <w:t>Es información técnica y objetiva del edificio: superficie, cantidad de pisos, ascensores, grupo electrógeno, climatización, seguridad, etc. Se completa con los amenities del edificio como punto de partida y se puede editar libremente. Es obligatorio. Editarlo acá es solo para esta publicación: no modifica la ficha del inmueble.</w:t>
       </w:r>
     </w:p>
     <w:p>
@@ -792,7 +792,40 @@
     </w:p>
     <w:p>
       <w:r>
-        <w:t>Qué ingresar: opcional. Cualquier aclaración adicional para Marketing &amp; Research. En el paso 5 hay además una caja de comentarios finales, también opcional.</w:t>
+        <w:t>Qué ingresar: opcional. Cualquier aclaración adicional para Marketing &amp; Research. En el paso 6 hay además una caja de comentarios finales, también opcional.</w:t>
+      </w:r>
+    </w:p>
+    <w:p>
+      <w:r>
+        <w:rPr>
+          <w:color w:val="C9D6F0"/>
+        </w:rPr>
+        <w:t>──────────────────────────────────────────────</w:t>
+      </w:r>
+    </w:p>
+    <w:p>
+      <w:r>
+        <w:rPr>
+          <w:b/>
+          <w:color w:val="00285A"/>
+          <w:sz w:val="23"/>
+        </w:rPr>
+        <w:t>Cuenta / Contacto (opcional)</w:t>
+      </w:r>
+    </w:p>
+    <w:p>
+      <w:r>
+        <w:rPr>
+          <w:b/>
+          <w:color w:val="1C54F4"/>
+          <w:sz w:val="21"/>
+        </w:rPr>
+        <w:t>Qué ingresar:</w:t>
+      </w:r>
+    </w:p>
+    <w:p>
+      <w:r>
+        <w:t>Qué ingresar: si corresponde, la Cuenta y/o el Contacto vinculados a esta solicitud. Son opcionales y se cargan acá mismo, en el formulario específico.</w:t>
       </w:r>
     </w:p>
     <w:p>
@@ -891,7 +924,7 @@
     </w:p>
     <w:p>
       <w:r>
-        <w:t>Agregar una fila por piso que se quiera incluir en la Ficha, indicando Piso, m² y Cocheras. Se pueden agregar y quitar filas. Este detalle reemplaza al texto de especificación de pisos: no hay que cargarlo dos veces.</w:t>
+        <w:t>Es una revisión de solo lectura de los Componentes tildados en Información General → Inmueble Asociado. No hay que volver a elegir pisos acá; si algo no corresponde, se corrige volviendo al paso de Información General.</w:t>
       </w:r>
     </w:p>
     <w:p>
@@ -957,7 +990,7 @@
     </w:p>
     <w:p>
       <w:r>
-        <w:t>Qué ingresar: el rango de m² que se quiere mostrar en la Ficha. Ej.: 300 - 1.000 m².</w:t>
+        <w:t>Se calcula solo a partir de los Componentes seleccionados: va del componente más chico a la suma de todos los seleccionados (por ejemplo, cuatro pisos de 986 m² dan '986 – 3.944 m²'). Es editable por si hace falta ajustarlo.</w:t>
       </w:r>
     </w:p>
     <w:p>
@@ -975,7 +1008,7 @@
           <w:color w:val="00285A"/>
           <w:sz w:val="23"/>
         </w:rPr>
-        <w:t>Superficies</w:t>
+        <w:t>Características de la publicación</w:t>
       </w:r>
     </w:p>
     <w:p>
@@ -990,7 +1023,7 @@
     </w:p>
     <w:p>
       <w:r>
-        <w:t>Superficie total incluye cubierta, descubierta y semicubierta. También se cargan la cubierta y la propia. La total debe ser mayor o igual a la cubierta.</w:t>
+        <w:t>Acá se cargan las Superficies y Dimensiones de la publicación: superficie total (incluye cubierta, descubierta y semicubierta), superficie cubierta, superficie propia, cocheras y baños. La superficie total debe ser mayor o igual a la cubierta.</w:t>
       </w:r>
     </w:p>
     <w:p>

--- a/docs/manuales/Guia_Solicitudes.docx
+++ b/docs/manuales/Guia_Solicitudes.docx
@@ -80,7 +80,7 @@
           <w:color w:val="56648F"/>
           <w:sz w:val="21"/>
         </w:rPr>
-        <w:t>Versión 5.0   ·   14/09/2026</w:t>
+        <w:t>Versión 5.1   ·   14/09/2026</w:t>
       </w:r>
     </w:p>
     <w:p/>
@@ -396,7 +396,7 @@
     </w:p>
     <w:p>
       <w:r>
-        <w:t>Al continuar se abre el formulario de la actividad elegida, agrupado en dos etapas. FICHA: 1) Información General, 2) Información Comercial, 3) Características de la publicación, 4) Contenido. PUBLICACIÓN: 5) Características, 6) Comentarios. Al final hay una pantalla de Revisión. Se avanza con 'Siguiente' y se vuelve con 'Atrás' sin perder datos.</w:t>
+        <w:t>Al continuar se abre el formulario de la actividad elegida, agrupado en dos etapas. FICHA: 1) Información General, 2) Información Comercial, 3) Contenido. PUBLICACIÓN: 4) Características (incluye Superficies y Dimensiones), 5) Comentarios. Al final hay una pantalla de Revisión. Se avanza con 'Siguiente' y se vuelve con 'Atrás' sin perder datos.</w:t>
       </w:r>
     </w:p>
     <w:p>
@@ -429,7 +429,7 @@
     </w:p>
     <w:p>
       <w:r>
-        <w:t>Con los pasos 1 a 4 completos ya alcanza para pedir la Ficha: el botón 'Generar solicitud de ficha' lleva directo a la Revisión. Si además se necesita la Publicación, continuar con los pasos 5 y 6.</w:t>
+        <w:t>Con los pasos 1 a 3 completos ya alcanza para pedir la Ficha: el botón 'Generar solicitud de ficha' lleva directo a la Revisión. Si además se necesita la Publicación, continuar con los pasos 4 y 5.</w:t>
       </w:r>
     </w:p>
     <w:p>
@@ -561,7 +561,7 @@
     </w:p>
     <w:p>
       <w:r>
-        <w:t>Qué elegir: tildar las unidades del inmueble (pisos/locales) que se quieren incluir en la publicación. Se listan ordenadas por piso (subsuelos, PB y luego los pisos de menor a mayor) con su superficie, tipo de operación, asking rent y propietario. Vienen todas tildadas; se puede destildar las que no correspondan o usar 'Seleccionar todos' / 'Ninguno', con un contador a la vista. Esta selección es la que define automáticamente la Disponibilidad, el Resumen de disponibilidad y los m² de la publicación más adelante: no hay que volver a elegir los pisos en ningún otro paso.</w:t>
+        <w:t>Qué elegir: tildar las unidades del inmueble (pisos/locales) que se quieren incluir en la publicación. Se listan ordenadas por piso (subsuelos, PB y luego los pisos de menor a mayor) con su superficie, tipo de operación, asking rent y propietario. Vienen todas tildadas; se puede destildar las que no correspondan o usar 'Seleccionar todos' / 'Ninguno', con un contador a la vista. Esta es la única selección de pisos del formulario: Disponibilidad, el Resumen y los m² de la publicación siempre parten de acá.</w:t>
       </w:r>
     </w:p>
     <w:p>
@@ -792,7 +792,7 @@
     </w:p>
     <w:p>
       <w:r>
-        <w:t>Qué ingresar: opcional. Cualquier aclaración adicional para Marketing &amp; Research. En el paso 6 hay además una caja de comentarios finales, también opcional.</w:t>
+        <w:t>Qué ingresar: opcional. Cualquier aclaración adicional para Marketing &amp; Research. En el último paso hay además una caja de comentarios finales, también opcional.</w:t>
       </w:r>
     </w:p>
     <w:p>
@@ -810,7 +810,7 @@
           <w:color w:val="00285A"/>
           <w:sz w:val="23"/>
         </w:rPr>
-        <w:t>Cuenta / Contacto (opcional)</w:t>
+        <w:t>Ejecutivo(s) Comercial(es) a cargo</w:t>
       </w:r>
     </w:p>
     <w:p>
@@ -825,7 +825,7 @@
     </w:p>
     <w:p>
       <w:r>
-        <w:t>Qué ingresar: si corresponde, la Cuenta y/o el Contacto vinculados a esta solicitud. Son opcionales y se cargan acá mismo, en el formulario específico.</w:t>
+        <w:t>Qué ingresar: opcional. Quién o quiénes están a cargo comercialmente de esta Ficha/Publicación.</w:t>
       </w:r>
     </w:p>
     <w:p>
@@ -924,7 +924,7 @@
     </w:p>
     <w:p>
       <w:r>
-        <w:t>Es una revisión de solo lectura de los Componentes tildados en Información General → Inmueble Asociado. No hay que volver a elegir pisos acá; si algo no corresponde, se corrige volviendo al paso de Información General.</w:t>
+        <w:t>Muestra los pisos elegidos en Información General → Inmueble Asociado → Componentes, con sus datos precargados: m², tipo de operación, asking rent y propietario. Esos datos se pueden editar acá mismo, puntualmente para esta Ficha/Publicación: el cambio no modifica el inmueble ni sus componentes originales. No se pueden agregar ni quitar pisos desde acá — para eso está el botón 'Modificar selección', que vuelve a Información General.</w:t>
       </w:r>
     </w:p>
     <w:p>
@@ -957,7 +957,7 @@
     </w:p>
     <w:p>
       <w:r>
-        <w:t>Se completa con el dato del inmueble cuando está cargado; si no, se completa a mano. Siempre editable.</w:t>
+        <w:t>Se completa con el dato del inmueble cuando está cargado; se puede editar para esta Ficha/Publicación sin modificar el inmueble.</w:t>
       </w:r>
     </w:p>
     <w:p>
@@ -990,7 +990,7 @@
     </w:p>
     <w:p>
       <w:r>
-        <w:t>Se calcula solo a partir de los Componentes seleccionados: va del componente más chico a la suma de todos los seleccionados (por ejemplo, cuatro pisos de 986 m² dan '986 – 3.944 m²'). Es editable por si hace falta ajustarlo.</w:t>
+        <w:t>Se calcula solo a partir de los datos de Disponibilidad (ya con las ediciones puntuales aplicadas): va del piso más chico a la suma de todos los seleccionados. Por ejemplo, dos pisos de 986 m² dan '986 – 1.972 m²'; si se edita uno a 1.200 m², el resumen se recalcula solo. Es editable por si hace falta ajustarlo a mano.</w:t>
       </w:r>
     </w:p>
     <w:p>
@@ -1008,7 +1008,7 @@
           <w:color w:val="00285A"/>
           <w:sz w:val="23"/>
         </w:rPr>
-        <w:t>Características de la publicación</w:t>
+        <w:t>Características (Publicación)</w:t>
       </w:r>
     </w:p>
     <w:p>
@@ -1023,7 +1023,7 @@
     </w:p>
     <w:p>
       <w:r>
-        <w:t>Acá se cargan las Superficies y Dimensiones de la publicación: superficie total (incluye cubierta, descubierta y semicubierta), superficie cubierta, superficie propia, cocheras y baños. La superficie total debe ser mayor o igual a la cubierta.</w:t>
+        <w:t>Paso final de datos de la Publicación. Agrupa, entre otras, la sección 'Características de la publicación' con las Superficies y Dimensiones (superficie total, cubierta, propia, cocheras y baños — la total debe ser mayor o igual a la cubierta), la Distribución de la Unidad, las Características Particulares y el Equipamiento y Servicios.</w:t>
       </w:r>
     </w:p>
     <w:p>
